--- a/theory_homework/hw2_geometry/202411081003-武子杰-理论课作业二-几何部分.docx
+++ b/theory_homework/hw2_geometry/202411081003-武子杰-理论课作业二-几何部分.docx
@@ -40,12 +40,12 @@
     </w:p>
     <w:p>
       <w:r>
-        <w:t>| 2 | √ | 一次（线性）Bézier 曲线即两端点间的线段 |</w:t>
+        <w:t>| 2 | √ | 一次（线性）Bezier 曲线即两端点间的线段 |</w:t>
       </w:r>
     </w:p>
     <w:p>
       <w:r>
-        <w:t>| 3 | √ | C¹ 连续必 G¹；G¹ 连续（切向一致）不一定 C¹（导数模长可不同） |</w:t>
+        <w:t>| 3 | √ | C1 连续必 G1；G1 连续（切向一致）不一定 C1（导数模长可不同） |</w:t>
       </w:r>
     </w:p>
     <w:p>
@@ -60,7 +60,7 @@
     </w:p>
     <w:p>
       <w:r>
-        <w:t>| 6 | √ | Bézier 曲线具有仿射不变性，形状只依赖控制顶点相对位置 |</w:t>
+        <w:t>| 6 | √ | Bezier 曲线具有仿射不变性，形状只依赖控制顶点相对位置 |</w:t>
       </w:r>
     </w:p>
     <w:p>
@@ -73,7 +73,7 @@
     </w:p>
     <w:p>
       <w:r>
-        <w:t>1. 分段函数（V_0,V_1 为端点）：</w:t>
+        <w:t>1. 分段函数（V0、V1 为端点）：</w:t>
       </w:r>
     </w:p>
     <w:p>
@@ -81,7 +81,7 @@
         <w:pStyle w:val="ListBullet"/>
       </w:pPr>
       <w:r>
-        <w:t>\(0\le t\le 1:\quad \Phi(t)=V_0+\dfrac{t}{3}(V_1-V_0)\)</w:t>
+        <w:t>0 ≤ t ≤ 1：`Φ(t) = V0 + (t/3)(V1 - V0)`</w:t>
       </w:r>
     </w:p>
     <w:p>
@@ -89,37 +89,37 @@
         <w:pStyle w:val="ListBullet"/>
       </w:pPr>
       <w:r>
-        <w:t>\(1\le t\le 2:\quad \Phi(t)=V_0+\dfrac{1}{3}(V_1-V_0)+\dfrac{(t-1)^2}{3}(V_1-V_0)\)</w:t>
+        <w:t>1 ≤ t ≤ 2：`Φ(t) = V0 + (1/3)(V1 - V0) + (t-1)²/3 · (V1 - V0)`</w:t>
       </w:r>
     </w:p>
     <w:p>
       <w:r>
-        <w:t>在 t=1 处位置连续（C^0），但左导数为 \dfrac{1}{3}(V_1-V_0)，右导数为 0，不满足 C^1/G^1。</w:t>
+        <w:t>在 t = 1 处位置连续（C0），但左导数为 (1/3)(V1 - V0)，右导数为 0，不满足 C1 / G1。</w:t>
       </w:r>
     </w:p>
     <w:p>
       <w:r>
-        <w:t>答案：A（C^0）（亦满足 G^0，但 C^0 为最准确选项）</w:t>
+        <w:t>答案：A（C0）（亦满足 G0，但 C0 为最准确选项）</w:t>
       </w:r>
     </w:p>
     <w:p>
       <w:r>
-        <w:t>2. 4 阶（三次）B 样条，5 个控制顶点，节点向量 \{0,0,0,1,2,3,4,4,4\}。</w:t>
+        <w:t>2. 4 阶（三次）B 样条，5 个控制顶点，节点向量 {0,0,0,1,2,3,4,4,4}。</w:t>
       </w:r>
     </w:p>
     <w:p>
       <w:r>
-        <w:t>对次数 k=3，定义域为 [t_k,\, t_{n+1}] = [t_3,\, t_5] = [1,\,3]。</w:t>
+        <w:t>对次数 k = 3，定义域为 [t_k, t_{n+1}] = [t_3, t_5] = [1, 3]。</w:t>
       </w:r>
     </w:p>
     <w:p>
       <w:r>
-        <w:t>答案：C（[1,3]）</w:t>
+        <w:t>答案：C（[1, 3]）</w:t>
       </w:r>
     </w:p>
     <w:p>
       <w:r>
-        <w:t>3. 5 个控制顶点、三次 B 样条所需节点数：n+k+2 = 4+3+2 = 9。</w:t>
+        <w:t>3. 5 个控制顶点、三次 B 样条所需节点数：n + k + 2 = 4 + 3 + 2 = 9。</w:t>
       </w:r>
     </w:p>
     <w:p>
@@ -129,7 +129,7 @@
     </w:p>
     <w:p>
       <w:r>
-        <w:t>4. 多项式 Bézier 不能精确表示圆（有理 Bézier 可以）。</w:t>
+        <w:t>4. 多项式 Bezier 不能精确表示圆（有理 Bezier 可以）。</w:t>
       </w:r>
     </w:p>
     <w:p>
@@ -139,7 +139,7 @@
     </w:p>
     <w:p>
       <w:r>
-        <w:t>5. 三次 B 样条局部支撑宽度为 k+1=4 个节点区间，改变 P_5 影响 4 段曲线。</w:t>
+        <w:t>5. 三次 B 样条局部支撑宽度为 k+1 = 4 个节点区间，改变 P5 影响 4 段曲线。</w:t>
       </w:r>
     </w:p>
     <w:p>
@@ -149,7 +149,7 @@
     </w:p>
     <w:p>
       <w:r>
-        <w:t>6. Bézier 性质：</w:t>
+        <w:t>6. Bezier 性质：</w:t>
       </w:r>
     </w:p>
     <w:p>
@@ -162,12 +162,12 @@
         <w:pStyle w:val="ListBullet"/>
       </w:pPr>
       <w:r>
-        <w:t>A 错：只过首尾控制点；B 错：过端点（即顶点）；D 错：Bézier 具有全局性，移动一点影响整条曲线。</w:t>
+        <w:t>A 错：只过首尾控制点；B 错：过端点（即顶点）；D 错：Bezier 具有全局性，移动一点影响整条曲线。</w:t>
       </w:r>
     </w:p>
     <w:p>
       <w:r>
-        <w:t>7. 当节点向量取为 \{0,0,0,0,1,1,1,1\}（端点重复 k+1 次）时，B 样条退化为 Bézier 曲线。</w:t>
+        <w:t>7. 当节点向量取为 {0,0,0,0,1,1,1,1}（端点重复 k+1 次）时，B 样条退化为 Bezier 曲线。</w:t>
       </w:r>
     </w:p>
     <w:p>
@@ -203,7 +203,7 @@
     </w:p>
     <w:p>
       <w:r>
-        <w:t>3. 代数法：将两曲面方程联立，化为多项式方程组用 Gröbner 基或结式求解。</w:t>
+        <w:t>3. 代数法：将两曲面方程联立，化为多项式方程组用 Grobner 基或结式求解。</w:t>
       </w:r>
     </w:p>
     <w:p>
@@ -213,7 +213,7 @@
     </w:p>
     <w:p>
       <w:r>
-        <w:t>5. 隐式-参数混合：一方隐式 F(x,y,z)=0，另一方参数化，代入后一维化求解。</w:t>
+        <w:t>5. 隐式-参数混合：一方隐式 F(x,y,z) = 0，另一方参数化，代入后一维化求解。</w:t>
       </w:r>
     </w:p>
     <w:p>
@@ -221,12 +221,12 @@
         <w:pStyle w:val="Heading2"/>
       </w:pPr>
       <w:r>
-        <w:t>2. 三次参数样条 vs \(n\) 次 Bézier</w:t>
+        <w:t>2. 三次参数样条 vs n 次 Bezier</w:t>
       </w:r>
     </w:p>
     <w:p>
       <w:r>
-        <w:t>| | 三次参数样条 | n 次 Bézier |</w:t>
+        <w:t>| | 三次参数样条 | n 次 Bezier |</w:t>
       </w:r>
     </w:p>
     <w:p>
@@ -241,7 +241,7 @@
     </w:p>
     <w:p>
       <w:r>
-        <w:t>| 连续性 | 可强制 C^2 等 | 端点插值，形状由凸包控制 |</w:t>
+        <w:t>| 连续性 | 可强制 C2 等 | 端点插值，形状由凸包控制 |</w:t>
       </w:r>
     </w:p>
     <w:p>
@@ -259,7 +259,7 @@
     </w:p>
     <w:p>
       <w:r>
-        <w:t>正确。 B 样条曲线是控制点的凸组合：P(t)=\sum N_{i,k}(t)P_i，且 N_{i,k}(t)\ge 0、\sum N_{i,k}=1。控制点共线时，P(t) 恒在该直线上，曲线为直线段（可能参数化重复）。</w:t>
+        <w:t>正确。 B 样条曲线是控制点的凸组合：P(t) = Σ Ni,k(t) · Pi，且 Ni,k(t) ≥ 0、Σ Ni,k = 1。控制点共线时，P(t) 恒在该直线上，曲线为直线段（可能参数化重复）。</w:t>
       </w:r>
     </w:p>
     <w:p>
@@ -267,12 +267,12 @@
         <w:pStyle w:val="Heading2"/>
       </w:pPr>
       <w:r>
-        <w:t>4. 两条二次 Bézier 精确合并为一条的条件</w:t>
+        <w:t>4. 两条二次 Bezier 精确合并为一条的条件</w:t>
       </w:r>
     </w:p>
     <w:p>
       <w:r>
-        <w:t>设第一条 P_0,P_1,P_2，第二条 Q_0,Q_1,Q_2，且 P_2=Q_0。</w:t>
+        <w:t>设第一条 P0, P1, P2，第二条 Q0, Q1, Q2，且 P2 = Q0。</w:t>
       </w:r>
     </w:p>
     <w:p>
@@ -282,22 +282,22 @@
     </w:p>
     <w:p>
       <w:r>
-        <w:t>1. 位置连续：P_2 = Q_0（已有）；</w:t>
+        <w:t>1. 位置连续：P2 = Q0（已有）；</w:t>
       </w:r>
     </w:p>
     <w:p>
       <w:r>
-        <w:t>2. 切向连续（C^1）：P_2-P_1 = Q_1-Q_0（同向且等长）；</w:t>
+        <w:t>2. 切向连续（C1）：P2 - P1 = Q1 - Q0（同向且等长）；</w:t>
       </w:r>
     </w:p>
     <w:p>
       <w:r>
-        <w:t>3. 此时合并后二次 Bézier 控制点为 P_0,\; P_1,\; Q_2（中间控制点满足 Bernstein 一致性）。</w:t>
+        <w:t>3. 此时合并后二次 Bezier 控制点为 P0, P1, Q2（中间控制点满足 Bernstein 一致性）。</w:t>
       </w:r>
     </w:p>
     <w:p>
       <w:r>
-        <w:t>若仅要求几何合并为一条抛物线，则 P_0,P_1,Q_1,Q_2 四点共线且参数一致。</w:t>
+        <w:t>若仅要求几何合并为一条抛物线，则 P0, P1, Q1, Q2 四点共线且参数一致。</w:t>
       </w:r>
     </w:p>
     <w:p>
@@ -305,17 +305,17 @@
         <w:pStyle w:val="Heading2"/>
       </w:pPr>
       <w:r>
-        <w:t>5. 四次 Bézier 在 \(t=\dfrac{1}{2}\) 处 de Casteljau 计算</w:t>
+        <w:t>5. 四次 Bezier 在 t = 1/2 处 de Casteljau 计算</w:t>
       </w:r>
     </w:p>
     <w:p>
       <w:r>
-        <w:t>控制点：P_0(30,0),\; P_1(60,10),\; P_2(80,30),\; P_3(90,60),\; P_4(90,90)。</w:t>
+        <w:t>控制点：P0(30,0), P1(60,10), P2(80,30), P3(90,60), P4(90,90)。</w:t>
       </w:r>
     </w:p>
     <w:p>
       <w:r>
-        <w:t>第一层（t=0.5）：</w:t>
+        <w:t>第一层（t = 0.5）：</w:t>
       </w:r>
     </w:p>
     <w:p>
@@ -325,22 +325,22 @@
     </w:p>
     <w:p>
       <w:r>
-        <w:t>| P_0^1 | (P_0+P_1)/2 | (45, 5) |</w:t>
+        <w:t>| P0¹ | (P0+P1)/2 | (45, 5) |</w:t>
       </w:r>
     </w:p>
     <w:p>
       <w:r>
-        <w:t>| P_1^1 | (P_1+P_2)/2 | (70, 20) |</w:t>
+        <w:t>| P1¹ | (P1+P2)/2 | (70, 20) |</w:t>
       </w:r>
     </w:p>
     <w:p>
       <w:r>
-        <w:t>| P_2^1 | (P_2+P_3)/2 | (85, 45) |</w:t>
+        <w:t>| P2¹ | (P2+P3)/2 | (85, 45) |</w:t>
       </w:r>
     </w:p>
     <w:p>
       <w:r>
-        <w:t>| P_3^1 | (P_3+P_4)/2 | (90, 75) |</w:t>
+        <w:t>| P3¹ | (P3+P4)/2 | (90, 75) |</w:t>
       </w:r>
     </w:p>
     <w:p>
@@ -380,12 +380,17 @@
         <w:br/>
         <w:t xml:space="preserve">          \    /</w:t>
         <w:br/>
-        <w:t xml:space="preserve">        (75, 34.375)  ← P(1/2)</w:t>
+        <w:t xml:space="preserve">        (75, 34.375)  &lt;- P(1/2)</w:t>
       </w:r>
     </w:p>
     <w:p>
       <w:r>
-        <w:t>答案：曲线在 t=\dfrac{1}{2} 处的点为 (75,\; 34.375)。</w:t>
+        <w:t>答案：曲线在 t = 1/2 处的点为 (75, 34.375)。</w:t>
+      </w:r>
+    </w:p>
+    <w:p>
+      <w:r>
+        <w:t>参考图：de_casteljau_reference.png</w:t>
       </w:r>
     </w:p>
     <w:sectPr>
